--- a/downloads/teacher/05 Materials/Unit 01/Handouts/Handout 01.02 - Safe or Not Safe Scenario Cards.docx
+++ b/downloads/teacher/05 Materials/Unit 01/Handouts/Handout 01.02 - Safe or Not Safe Scenario Cards.docx
@@ -62,17 +62,6 @@
       </w:pPr>
       <w:r>
         <w:t xml:space="preserve">Hands: wash 20 seconds with soap. Zone: bacteria grow between 40 F and 140 F; two hours in the zone and the food is thrown out. Cross: germs move from raw food to ready-to-eat food on hands, boards, tools, towels, and sponges.</w:t>
-      </w:r>
-    </w:p>
-    <w:p>
-      <w:pPr>
-        <w:pStyle w:val="BodyText"/>
-      </w:pPr>
-      <w:r>
-        <w:rPr>
-          <w:rStyle w:val="TeacherNote"/>
-        </w:rPr>
-        <w:t xml:space="preserve">[Check with a native speaker before printing.]</w:t>
       </w:r>
     </w:p>
     <w:tbl>
